--- a/documentation/Warehouse Inventory Management System (WIMS)_Siyka_последна версия.docx
+++ b/documentation/Warehouse Inventory Management System (WIMS)_Siyka_последна версия.docx
@@ -1506,6 +1506,28 @@
         </w:rPr>
       </w:pPr>
       <w:r>
+        <w:t xml:space="preserve"> </w:t>
+      </w:r>
+      <w:r>
+        <w:rPr>
+          <w:rFonts w:ascii="Times New Roman" w:eastAsia="Times New Roman" w:hAnsi="Times New Roman" w:cs="Times New Roman"/>
+          <w:sz w:val="24"/>
+          <w:szCs w:val="24"/>
+        </w:rPr>
+        <w:t>Product, Category и Supplier използват UUID като уникални идентификатори, докато Movement, Invoice, User и StockLog използват последователно увеличаващи се ID стойности.</w:t>
+      </w:r>
+    </w:p>
+    <w:p>
+      <w:pPr>
+        <w:spacing w:line="360" w:lineRule="auto"/>
+        <w:ind w:left="284"/>
+        <w:rPr>
+          <w:rFonts w:ascii="Times New Roman" w:eastAsia="Times New Roman" w:hAnsi="Times New Roman" w:cs="Times New Roman"/>
+          <w:sz w:val="24"/>
+          <w:szCs w:val="24"/>
+        </w:rPr>
+      </w:pPr>
+      <w:r>
         <w:rPr>
           <w:rFonts w:ascii="Times New Roman" w:eastAsia="Times New Roman" w:hAnsi="Times New Roman" w:cs="Times New Roman"/>
           <w:sz w:val="24"/>
@@ -1608,6 +1630,7 @@
           <w:sz w:val="24"/>
           <w:szCs w:val="24"/>
         </w:rPr>
+        <w:lastRenderedPageBreak/>
         <w:t>поддръжка на ролеви достъп</w:t>
       </w:r>
       <w:r>
@@ -1672,7 +1695,6 @@
           <w:sz w:val="24"/>
           <w:szCs w:val="24"/>
         </w:rPr>
-        <w:lastRenderedPageBreak/>
         <w:t>валидиране на входните стойности</w:t>
       </w:r>
       <w:r>
@@ -1899,6 +1921,7 @@
                 <w:sz w:val="24"/>
                 <w:szCs w:val="24"/>
               </w:rPr>
+              <w:lastRenderedPageBreak/>
               <w:t>Атрибут</w:t>
             </w:r>
           </w:p>
@@ -2043,9 +2066,8 @@
                 <w:bCs/>
                 <w:sz w:val="24"/>
                 <w:szCs w:val="24"/>
-                <w:lang w:val="en-US"/>
-              </w:rPr>
-              <w:t>int (auto-generated)</w:t>
+              </w:rPr>
+              <w:t>string (UUID)</w:t>
             </w:r>
           </w:p>
         </w:tc>
@@ -2126,7 +2148,6 @@
                 <w:szCs w:val="24"/>
                 <w:lang w:val="en-US"/>
               </w:rPr>
-              <w:lastRenderedPageBreak/>
               <w:t>u</w:t>
             </w:r>
             <w:r>
@@ -2854,6 +2875,7 @@
           <w:sz w:val="24"/>
           <w:szCs w:val="24"/>
         </w:rPr>
+        <w:lastRenderedPageBreak/>
         <w:t>Administrator</w:t>
       </w:r>
       <w:r>
@@ -2919,7 +2941,6 @@
           <w:sz w:val="24"/>
           <w:szCs w:val="24"/>
         </w:rPr>
-        <w:lastRenderedPageBreak/>
         <w:t>Product (Продукт)</w:t>
       </w:r>
     </w:p>
@@ -3422,6 +3443,7 @@
                 <w:szCs w:val="24"/>
                 <w:lang w:val="en-US"/>
               </w:rPr>
+              <w:lastRenderedPageBreak/>
               <w:t>categor</w:t>
             </w:r>
             <w:r>
@@ -3520,19 +3542,7 @@
                 <w:sz w:val="24"/>
                 <w:szCs w:val="24"/>
               </w:rPr>
-              <w:t xml:space="preserve"> към които </w:t>
-            </w:r>
-            <w:r>
-              <w:rPr>
-                <w:rFonts w:ascii="Times New Roman" w:eastAsia="Times New Roman" w:hAnsi="Times New Roman" w:cs="Times New Roman"/>
-                <w:b/>
-                <w:bCs/>
-                <w:kern w:val="36"/>
-                <w:sz w:val="24"/>
-                <w:szCs w:val="24"/>
-              </w:rPr>
-              <w:lastRenderedPageBreak/>
-              <w:t>принадлежи продуктът</w:t>
+              <w:t xml:space="preserve"> към които принадлежи продуктът</w:t>
             </w:r>
           </w:p>
         </w:tc>
@@ -3563,7 +3573,6 @@
                 <w:sz w:val="24"/>
                 <w:szCs w:val="24"/>
               </w:rPr>
-              <w:lastRenderedPageBreak/>
               <w:t>Поне 1 категория</w:t>
             </w:r>
           </w:p>
@@ -4276,6 +4285,7 @@
                 <w:szCs w:val="24"/>
                 <w:lang w:val="en-US"/>
               </w:rPr>
+              <w:lastRenderedPageBreak/>
               <w:t>modified</w:t>
             </w:r>
           </w:p>
@@ -4418,7 +4428,6 @@
           <w:sz w:val="24"/>
           <w:szCs w:val="24"/>
         </w:rPr>
-        <w:lastRenderedPageBreak/>
         <w:t>Категориите групират продуктите логически.</w:t>
       </w:r>
     </w:p>
@@ -4938,7 +4947,6 @@
           <w:sz w:val="24"/>
           <w:szCs w:val="24"/>
         </w:rPr>
-        <w:lastRenderedPageBreak/>
         <w:t>Атрибути на Supplier</w:t>
       </w:r>
     </w:p>
@@ -5107,9 +5115,8 @@
                 <w:kern w:val="36"/>
                 <w:sz w:val="24"/>
                 <w:szCs w:val="24"/>
-                <w:lang w:val="en-US"/>
-              </w:rPr>
-              <w:t xml:space="preserve">int </w:t>
+              </w:rPr>
+              <w:t>string (UUID)</w:t>
             </w:r>
           </w:p>
         </w:tc>
@@ -5513,7 +5520,6 @@
           <w:sz w:val="24"/>
           <w:szCs w:val="24"/>
         </w:rPr>
-        <w:lastRenderedPageBreak/>
         <w:t>Атрибути на Movement</w:t>
       </w:r>
     </w:p>
@@ -6340,6 +6346,7 @@
                 <w:szCs w:val="24"/>
                 <w:lang w:val="en-US"/>
               </w:rPr>
+              <w:lastRenderedPageBreak/>
               <w:t>unit</w:t>
             </w:r>
           </w:p>
@@ -6762,7 +6769,6 @@
                 <w:szCs w:val="24"/>
                 <w:lang w:val="en-US"/>
               </w:rPr>
-              <w:lastRenderedPageBreak/>
               <w:t>description</w:t>
             </w:r>
           </w:p>
@@ -7342,6 +7348,7 @@
                 <w:sz w:val="24"/>
                 <w:szCs w:val="24"/>
               </w:rPr>
+              <w:lastRenderedPageBreak/>
               <w:t>zone</w:t>
             </w:r>
           </w:p>
@@ -7577,7 +7584,6 @@
           <w:sz w:val="24"/>
           <w:szCs w:val="24"/>
         </w:rPr>
-        <w:lastRenderedPageBreak/>
         <w:t>StockLog (Лог на движения по локации)</w:t>
       </w:r>
       <w:r>
@@ -7628,9 +7634,9 @@
         <w:tblLook w:val="04A0" w:firstRow="1" w:lastRow="0" w:firstColumn="1" w:lastColumn="0" w:noHBand="0" w:noVBand="1"/>
       </w:tblPr>
       <w:tblGrid>
-        <w:gridCol w:w="1380"/>
-        <w:gridCol w:w="1060"/>
-        <w:gridCol w:w="3870"/>
+        <w:gridCol w:w="1253"/>
+        <w:gridCol w:w="1551"/>
+        <w:gridCol w:w="3506"/>
         <w:gridCol w:w="2390"/>
       </w:tblGrid>
       <w:tr>
@@ -7817,8 +7823,10 @@
                 <w:sz w:val="24"/>
                 <w:szCs w:val="24"/>
               </w:rPr>
-              <w:t>int</w:t>
-            </w:r>
+              <w:t>string (UUID)</w:t>
+            </w:r>
+            <w:bookmarkStart w:id="4" w:name="_GoBack"/>
+            <w:bookmarkEnd w:id="4"/>
           </w:p>
         </w:tc>
         <w:tc>
@@ -8121,6 +8129,7 @@
                 <w:sz w:val="24"/>
                 <w:szCs w:val="24"/>
               </w:rPr>
+              <w:lastRenderedPageBreak/>
               <w:t xml:space="preserve"> </w:t>
             </w:r>
             <w:r>
@@ -8569,7 +8578,6 @@
           <w:sz w:val="24"/>
           <w:szCs w:val="24"/>
         </w:rPr>
-        <w:lastRenderedPageBreak/>
         <w:t>Атрибути на Invoice</w:t>
       </w:r>
     </w:p>
@@ -8913,6 +8921,7 @@
                 <w:sz w:val="24"/>
                 <w:szCs w:val="24"/>
               </w:rPr>
+              <w:lastRenderedPageBreak/>
               <w:t>movement_id</w:t>
             </w:r>
           </w:p>
@@ -9583,7 +9592,6 @@
                 <w:sz w:val="24"/>
                 <w:szCs w:val="24"/>
               </w:rPr>
-              <w:lastRenderedPageBreak/>
               <w:t>customer</w:t>
             </w:r>
           </w:p>
@@ -10020,6 +10028,7 @@
           <w:sz w:val="24"/>
           <w:szCs w:val="24"/>
         </w:rPr>
+        <w:lastRenderedPageBreak/>
         <w:t>Graph / Warehouse (Алгоритмичен модул – Дейкстра)</w:t>
       </w:r>
     </w:p>
@@ -10278,7 +10287,6 @@
                 <w:szCs w:val="24"/>
                 <w:lang w:val="en-US"/>
               </w:rPr>
-              <w:lastRenderedPageBreak/>
               <w:t>name</w:t>
             </w:r>
           </w:p>
@@ -10402,6 +10410,7 @@
           <w:sz w:val="24"/>
           <w:szCs w:val="24"/>
         </w:rPr>
+        <w:lastRenderedPageBreak/>
         <w:t>Връзките между отделните entity обекти в системата са ясно дефинирани: Една категория може да съдържа множество продукти, един доставчик може да бъде свързан с множество продукти, всеки продукт може да участва в множество движения, а всеки потребител може да бъде свързан с множество регистрирани движения. При продажба (OUT Movement) системата генерира фактура, която е свързана еднозначно с конкретното движение и съдържа информация за продукта, количеството и цената.</w:t>
       </w:r>
     </w:p>
@@ -10450,7 +10459,6 @@
           <w:sz w:val="24"/>
           <w:szCs w:val="24"/>
         </w:rPr>
-        <w:lastRenderedPageBreak/>
         <w:t>Category → Product = 1..</w:t>
       </w:r>
       <w:r>
@@ -10649,6 +10657,7 @@
           <w:sz w:val="24"/>
           <w:szCs w:val="24"/>
         </w:rPr>
+        <w:lastRenderedPageBreak/>
         <w:t xml:space="preserve">5. Actors </w:t>
       </w:r>
       <w:r>
@@ -10714,7 +10723,6 @@
           <w:sz w:val="24"/>
           <w:szCs w:val="24"/>
         </w:rPr>
-        <w:lastRenderedPageBreak/>
         <w:t>Администраторът е потребителят с най</w:t>
       </w:r>
       <w:r>
@@ -10746,6 +10754,7 @@
           <w:sz w:val="24"/>
           <w:szCs w:val="24"/>
         </w:rPr>
+        <w:lastRenderedPageBreak/>
         <w:t>Операторът е потребител с ограничени права, който изпълнява ежедневните складови операции. Той регистрира входящи и изходящи движения, актуализира количества, работи с продуктови данни и поддържа коректни записи. Може да добавя и редактира продукти, да регистрира IN/OUT операции и да преглежда категории, доставчици и справки, но няма право да създава потребители, да променя роли или да деактивира акаунти. Типичните му действия включват регистриране на доставка, продажба, актуализиране на цена или количество и преглед на наличности.</w:t>
       </w:r>
     </w:p>
@@ -10767,7 +10776,6 @@
           <w:sz w:val="24"/>
           <w:szCs w:val="24"/>
         </w:rPr>
-        <w:lastRenderedPageBreak/>
         <w:t>Системата действа като автоматизиран актьор, който изпълнява вътрешни операции, необходими за поддържане на последователност и валидност на данните. Тя валидира входните стойности, генерира идентификатори и времеви отметки, обновява наличности, отказва операции при грешки и поддържа логическа последователност на всички записи. Типичните ѝ действия включват автоматично генериране на movement_id, отказ на OUT операция при недостатъчна наличност, записване на дата и час и обновяване на системни полета.</w:t>
       </w:r>
     </w:p>
@@ -10810,6 +10818,7 @@
           <w:sz w:val="24"/>
           <w:szCs w:val="24"/>
         </w:rPr>
+        <w:lastRenderedPageBreak/>
         <w:t>Този раздел описва основните начини, по които актьорите взаимодействат със системата WIMS. Всеки Use Case представя конкретна цел, която потребителят иска да постигне — например добавяне на продукт, регистриране на движение или генериране на справка. Use Case</w:t>
       </w:r>
       <w:r>
@@ -10841,7 +10850,6 @@
           <w:sz w:val="24"/>
           <w:szCs w:val="24"/>
         </w:rPr>
-        <w:lastRenderedPageBreak/>
         <w:t>В системата участват три основни актьора: Администратор, Оператор и Системата като автоматизиран участник. Те покриват всички ключови процеси, включително управление на продукти, категории, доставчици и потребители, регистриране на входящи и изходящи движения, генериране на справки и преглед на системна информация. Основните сценарии включват преглед на основните менюта, създаване, редактиране и изтриване на продукти, създаване на категории и доставчици, регистриране на IN и OUT движения, автоматичен отказ при недостатъчна наличност, преглед на продукти, генериране на справки, управление на потребители, вход в системата и автоматично обновяване на идентификатори и времеви отметки.</w:t>
       </w:r>
     </w:p>
@@ -10863,6 +10871,7 @@
           <w:sz w:val="24"/>
           <w:szCs w:val="24"/>
         </w:rPr>
+        <w:lastRenderedPageBreak/>
         <w:t>Примерен сценарий за входящо движение (IN) включва избор на продукт, въвеждане на количество и цена, валидиране на данните и автоматично увеличаване на наличността. При изходящо движение (OUT) системата проверява наличността и при достатъчно количество намалява стойността, записва движението и при успешна операция регистрира резултата. Ако количеството е недостатъчно, системата отказва операцията и показва съобщение за грешка. При генериране на справка потребителят избира тип отчет, системата обработва данните и показва резултатите.</w:t>
       </w:r>
     </w:p>
@@ -10884,7 +10893,6 @@
           <w:sz w:val="24"/>
           <w:szCs w:val="24"/>
         </w:rPr>
-        <w:lastRenderedPageBreak/>
         <w:t>Use Case: Вътрешно преместване на стока (MOVE Movement)</w:t>
       </w:r>
     </w:p>
@@ -10929,8 +10937,6 @@
         </w:rPr>
         <w:t>Роли: Оператор, Администратор</w:t>
       </w:r>
-      <w:bookmarkStart w:id="4" w:name="_GoBack"/>
-      <w:bookmarkEnd w:id="4"/>
     </w:p>
     <w:p>
       <w:pPr>
@@ -10968,6 +10974,7 @@
           <w:sz w:val="24"/>
           <w:szCs w:val="24"/>
         </w:rPr>
+        <w:lastRenderedPageBreak/>
         <w:t>7. Main Views (UI Structure)</w:t>
       </w:r>
     </w:p>
@@ -11006,7 +11013,6 @@
           <w:sz w:val="24"/>
           <w:szCs w:val="24"/>
         </w:rPr>
-        <w:lastRenderedPageBreak/>
         <w:t>Главното меню служи като централна точка за достъп до всички основни модули: продукти, категории, доставчици, движения, справки, фактури, потребители (само за администратор), информация за системата и изход. И администраторът, и операторът могат свободно да навигират между секциите и да преглеждат основната информация.</w:t>
       </w:r>
     </w:p>
@@ -11026,7 +11032,16 @@
           <w:sz w:val="24"/>
           <w:szCs w:val="24"/>
         </w:rPr>
-        <w:t>Изгледът „Продукти“ предоставя управление и преглед на всички артикули в склада. Потребителят може да разглежда списък с продукти, да търси по име и да филтрира по категория. Администраторът може да създава, редактира и изтрива продукти, докато операторът може да редактира единствено количество и цена.</w:t>
+        <w:t xml:space="preserve">Изгледът „Продукти“ предоставя управление и преглед на всички артикули в склада. Потребителят може да разглежда списък с продукти, да търси по име и да филтрира по категория. Администраторът може да </w:t>
+      </w:r>
+      <w:r>
+        <w:rPr>
+          <w:rFonts w:ascii="Times New Roman" w:eastAsia="Times New Roman" w:hAnsi="Times New Roman" w:cs="Times New Roman"/>
+          <w:sz w:val="24"/>
+          <w:szCs w:val="24"/>
+        </w:rPr>
+        <w:lastRenderedPageBreak/>
+        <w:t>създава, редактира и изтрива продукти, докато операторът може да редактира единствено количество и цена.</w:t>
       </w:r>
     </w:p>
     <w:p>
@@ -11083,7 +11098,6 @@
           <w:sz w:val="24"/>
           <w:szCs w:val="24"/>
         </w:rPr>
-        <w:lastRenderedPageBreak/>
         <w:t>Изгледът „Движения“ обединява всички входящи и изходящи операции. Показва се история на движенията с информация за тип (IN/OUT), количество, дата, потребител и локация чрез StockLog. И двете роли могат да регистрират нови движения и да преглеждат пълната история. При OUT операция системата автоматично генерира фактура.</w:t>
       </w:r>
     </w:p>
@@ -11103,7 +11117,16 @@
           <w:sz w:val="24"/>
           <w:szCs w:val="24"/>
         </w:rPr>
-        <w:t>Изгледът „Фактури“ предоставя преглед на всички генерирани фактури. Потребителят може да отваря детайлен изглед, включващ продукт, количество, единична цена, обща стойност, клиент, дата и връзка към съответното OUT движение. Фактурите могат да бъдат генерирани автоматично при продажба или ръчно от потребителя, като и администраторът, и операторът имат достъп до този модул.</w:t>
+        <w:t xml:space="preserve">Изгледът „Фактури“ предоставя преглед на всички генерирани фактури. Потребителят може да отваря детайлен изглед, включващ продукт, количество, единична цена, обща стойност, клиент, дата и връзка </w:t>
+      </w:r>
+      <w:r>
+        <w:rPr>
+          <w:rFonts w:ascii="Times New Roman" w:eastAsia="Times New Roman" w:hAnsi="Times New Roman" w:cs="Times New Roman"/>
+          <w:sz w:val="24"/>
+          <w:szCs w:val="24"/>
+        </w:rPr>
+        <w:lastRenderedPageBreak/>
+        <w:t>към съответното OUT движение. Фактурите могат да бъдат генерирани автоматично при продажба или ръчно от потребителя, като и администраторът, и операторът имат достъп до този модул.</w:t>
       </w:r>
     </w:p>
     <w:p>
@@ -11141,7 +11164,6 @@
           <w:sz w:val="24"/>
           <w:szCs w:val="24"/>
         </w:rPr>
-        <w:lastRenderedPageBreak/>
         <w:t>Изгледът „Информация за системата“ предоставя основни данни за проекта, включително името на системата, автора, версията и използваните технологии. Той е достъпен за всички потребители и служи за обща ориентация.</w:t>
       </w:r>
     </w:p>
@@ -11184,7 +11206,7 @@
           <w:sz w:val="24"/>
           <w:szCs w:val="24"/>
         </w:rPr>
-        <w:t xml:space="preserve">Функционалните изисквания описват поведението на системата и определят какви действия могат да бъдат извършвани от потребителите и автоматизираните процеси. Те гарантират, че WIMS изпълнява всички необходими операции, свързани с управление на складови наличности, продукти, категории, доставчици, потребители, движения и фактури. Модулът за управление на потребители позволява администраторът да създава нови потребители, като системата валидира въведените потребителско име и парола и осигурява автентикация чрез вход. При неправилни данни достъпът се отказва, а администраторът може да редактира роля и статус на всеки потребител. Операторът има достъп единствено до собствената си информация, като системата прилага ролеви ограничения, при които </w:t>
+        <w:t xml:space="preserve">Функционалните изисквания описват поведението на системата и определят какви действия могат да бъдат извършвани от потребителите и автоматизираните процеси. Те гарантират, че WIMS изпълнява всички необходими операции, свързани с управление на складови наличности, продукти, категории, </w:t>
       </w:r>
       <w:r>
         <w:rPr>
@@ -11193,7 +11215,7 @@
           <w:szCs w:val="24"/>
         </w:rPr>
         <w:lastRenderedPageBreak/>
-        <w:t>администраторът разполага с пълен достъп, а операторът – с ограничен, съобразен с ежедневните складови операции.</w:t>
+        <w:t>доставчици, потребители, движения и фактури. Модулът за управление на потребители позволява администраторът да създава нови потребители, като системата валидира въведените потребителско име и парола и осигурява автентикация чрез вход. При неправилни данни достъпът се отказва, а администраторът може да редактира роля и статус на всеки потребител. Операторът има достъп единствено до собствената си информация, като системата прилага ролеви ограничения, при които администраторът разполага с пълен достъп, а операторът – с ограничен, съобразен с ежедневните складови операции.</w:t>
       </w:r>
     </w:p>
     <w:p>
@@ -11231,16 +11253,8 @@
           <w:sz w:val="24"/>
           <w:szCs w:val="24"/>
         </w:rPr>
-        <w:t xml:space="preserve">Модулът за движения обработва входящи и изходящи операции. При входящо движение системата увеличава наличността на продукта, а при изходящо – я намалява, като проверява дали количеството е достатъчно. При недостатъчна наличност операцията се отказва. Всички движения се записват с информация за продукт, потребител, количество, цена, описание и дата, както и с лог по локация чрез </w:t>
-      </w:r>
-      <w:r>
-        <w:rPr>
-          <w:rFonts w:ascii="Times New Roman" w:eastAsia="Times New Roman" w:hAnsi="Times New Roman" w:cs="Times New Roman"/>
-          <w:sz w:val="24"/>
-          <w:szCs w:val="24"/>
-        </w:rPr>
         <w:lastRenderedPageBreak/>
-        <w:t>StockLog. Историята на движенията е достъпна за преглед от всички потребители. При успешно изходящо движение системата автоматично генерира фактура, която съдържа продукт, количество, единична цена, обща стойност, клиент, дата и връзка към съответното движение. Администраторът и операторът могат да преглеждат списък с фактури и техните детайли.</w:t>
+        <w:t>Модулът за движения обработва входящи и изходящи операции. При входящо движение системата увеличава наличността на продукта, а при изходящо – я намалява, като проверява дали количеството е достатъчно. При недостатъчна наличност операцията се отказва. Всички движения се записват с информация за продукт, потребител, количество, цена, описание и дата, както и с лог по локация чрез StockLog. Историята на движенията е достъпна за преглед от всички потребители. При успешно изходящо движение системата автоматично генерира фактура, която съдържа продукт, количество, единична цена, обща стойност, клиент, дата и връзка към съответното движение. Администраторът и операторът могат да преглеждат списък с фактури и техните детайли.</w:t>
       </w:r>
     </w:p>
     <w:p>
@@ -11291,6 +11305,7 @@
           <w:sz w:val="24"/>
           <w:szCs w:val="24"/>
         </w:rPr>
+        <w:lastRenderedPageBreak/>
         <w:t>9. Non</w:t>
       </w:r>
       <w:r>
@@ -11321,7 +11336,6 @@
           <w:sz w:val="24"/>
           <w:szCs w:val="24"/>
         </w:rPr>
-        <w:lastRenderedPageBreak/>
         <w:t>Нефункционалните изисквания описват качествените характеристики на системата, включително производителност, сигурност, надеждност, поддръжка и разширяемост. Системата трябва да осигурява бърза и стабилна работа, като основните изгледи – продукти, категории, доставчици, движения и справки – се зареждат в рамките на две секунди. Записването на входящо или изходящо движение трябва да се извършва за по</w:t>
       </w:r>
       <w:r>
@@ -11350,7 +11364,7 @@
           <w:sz w:val="24"/>
           <w:szCs w:val="24"/>
         </w:rPr>
-        <w:t xml:space="preserve">По отношение на сигурността всички пароли се съхраняват в хеширан вид, а ролевият модел гарантира, че достъпът до чувствителни операции е ограничен само до оторизирани потребители. Данните за потребители, движения и фактури трябва да бъдат защитени от неоторизиран достъп, а сесиите да се прекратяват автоматично след период на неактивност. Интерфейсът трябва да бъде интуитивен и лесен за използване, като предоставя ясни и разбираеми съобщения при грешки, за да улеснява ежедневната работа на потребителите. От гледна точка на надеждност системата трябва да бъде достъпна 99% от времето и да предотвратява загуба на данни при възникване на грешки. Всички движения трябва да бъдат </w:t>
+        <w:t xml:space="preserve">По отношение на сигурността всички пароли се съхраняват в хеширан вид, а ролевият модел гарантира, че достъпът до чувствителни операции е ограничен само до оторизирани потребители. Данните за потребители, движения и фактури трябва да бъдат защитени от неоторизиран достъп, а сесиите да се прекратяват автоматично след период на неактивност. Интерфейсът трябва да бъде интуитивен и лесен за използване, като предоставя ясни и разбираеми съобщения при грешки, за да улеснява ежедневната </w:t>
       </w:r>
       <w:r>
         <w:rPr>
@@ -11359,7 +11373,7 @@
           <w:szCs w:val="24"/>
         </w:rPr>
         <w:lastRenderedPageBreak/>
-        <w:t>записвани, за да се осигури пълна проследимост на операциите. Кодът трябва да бъде модулен и разделен по слоеве, така че системата да може лесно да се поддържа и разширява с нови функционалности, като добавянето на нови продукти, категории, доставчици или допълнителни модули не трябва да влияе негативно на производителността.</w:t>
+        <w:t>работа на потребителите. От гледна точка на надеждност системата трябва да бъде достъпна 99% от времето и да предотвратява загуба на данни при възникване на грешки. Всички движения трябва да бъдат записвани, за да се осигури пълна проследимост на операциите. Кодът трябва да бъде модулен и разделен по слоеве, така че системата да може лесно да се поддържа и разширява с нови функционалности, като добавянето на нови продукти, категории, доставчици или допълнителни модули не трябва да влияе негативно на производителността.</w:t>
       </w:r>
     </w:p>
     <w:p>
@@ -11443,6 +11457,7 @@
           <w:sz w:val="24"/>
           <w:szCs w:val="24"/>
         </w:rPr>
+        <w:lastRenderedPageBreak/>
         <w:t>Отговаря за взаимодействието с потребителя чрез текстови менюта. Включва изгледи за продукти, категории, доставчици, движения, фактури, справки, потребители и системна информация. Този слой не съдържа бизнес логика.</w:t>
       </w:r>
     </w:p>
@@ -11466,7 +11481,6 @@
           <w:sz w:val="24"/>
           <w:szCs w:val="24"/>
         </w:rPr>
-        <w:lastRenderedPageBreak/>
         <w:t>10.2 Business Logic Layer (Controllers)</w:t>
       </w:r>
     </w:p>
@@ -11551,6 +11565,7 @@
           <w:sz w:val="24"/>
           <w:szCs w:val="24"/>
         </w:rPr>
+        <w:lastRenderedPageBreak/>
         <w:t>10.4 Algorithms Layer (Optional)</w:t>
       </w:r>
     </w:p>
@@ -11570,7 +11585,6 @@
           <w:sz w:val="24"/>
           <w:szCs w:val="24"/>
         </w:rPr>
-        <w:lastRenderedPageBreak/>
         <w:t>Съдържа разширения като графови структури и алгоритъма на Дейкстра за изчисляване на най</w:t>
       </w:r>
       <w:r>
@@ -12027,6 +12041,7 @@
           <w:sz w:val="24"/>
           <w:szCs w:val="24"/>
         </w:rPr>
+        <w:lastRenderedPageBreak/>
         <w:t xml:space="preserve">| </w:t>
       </w:r>
       <w:r>
@@ -12115,7 +12130,6 @@
           <w:sz w:val="24"/>
           <w:szCs w:val="24"/>
         </w:rPr>
-        <w:lastRenderedPageBreak/>
         <w:t xml:space="preserve">                                |</w:t>
       </w:r>
     </w:p>
@@ -12800,6 +12814,7 @@
           <w:sz w:val="24"/>
           <w:szCs w:val="24"/>
         </w:rPr>
+        <w:lastRenderedPageBreak/>
         <w:t>|  load()   save()                                              |</w:t>
       </w:r>
     </w:p>
@@ -12872,7 +12887,6 @@
           <w:sz w:val="24"/>
           <w:szCs w:val="24"/>
         </w:rPr>
-        <w:lastRenderedPageBreak/>
         <w:t>|  Поддържани entity:                                           |</w:t>
       </w:r>
     </w:p>
@@ -13581,6 +13595,7 @@
           <w:sz w:val="24"/>
           <w:szCs w:val="24"/>
         </w:rPr>
+        <w:lastRenderedPageBreak/>
         <w:t>|                 Algorithms Layer (Optional)                   |</w:t>
       </w:r>
     </w:p>
@@ -13653,7 +13668,6 @@
           <w:sz w:val="24"/>
           <w:szCs w:val="24"/>
         </w:rPr>
-        <w:lastRenderedPageBreak/>
         <w:t>|  Warehouse   Graph   Dijkstra                                 |</w:t>
       </w:r>
     </w:p>
@@ -19410,7 +19424,6 @@
   <w:style w:type="character" w:default="1" w:styleId="a0">
     <w:name w:val="Default Paragraph Font"/>
     <w:uiPriority w:val="1"/>
-    <w:semiHidden/>
     <w:unhideWhenUsed/>
   </w:style>
   <w:style w:type="table" w:default="1" w:styleId="a1">
@@ -20707,7 +20720,7 @@
 </file>
 
 <file path=customXml/itemProps1.xml><?xml version="1.0" encoding="utf-8"?>
-<ds:datastoreItem xmlns:ds="http://schemas.openxmlformats.org/officeDocument/2006/customXml" ds:itemID="{E4BA55B4-A973-4112-AD46-C51F039717C1}">
+<ds:datastoreItem xmlns:ds="http://schemas.openxmlformats.org/officeDocument/2006/customXml" ds:itemID="{95850536-000C-4012-AD98-3D5C304C93DD}">
   <ds:schemaRefs>
     <ds:schemaRef ds:uri="http://schemas.openxmlformats.org/officeDocument/2006/bibliography"/>
   </ds:schemaRefs>
